--- a/docs/Yasir_Thesis_Chapter1_clean.docx
+++ b/docs/Yasir_Thesis_Chapter1_clean.docx
@@ -259,7 +259,8 @@
       <w:r/>
       <w:r>
         <w:rPr>
-          <w:vanish/>
+          <w:color w:val="FFFFFF"/>
+          <w:sz w:val="2"/>
         </w:rPr>
         <w:t xml:space="preserve">1. </w:t>
       </w:r>

--- a/docs/Yasir_Thesis_Chapter1_clean.docx
+++ b/docs/Yasir_Thesis_Chapter1_clean.docx
@@ -5,6 +5,7 @@
     <w:p>
       <w:pPr>
         <w:pStyle w:val="1"/>
+        <w:keepNext/>
         <w:jc w:val="center"/>
       </w:pPr>
       <w:r>
@@ -37,6 +38,7 @@
     <w:p>
       <w:pPr>
         <w:pStyle w:val="1"/>
+        <w:keepNext/>
         <w:jc w:val="center"/>
       </w:pPr>
       <w:r>
@@ -81,6 +83,7 @@
     <w:p>
       <w:pPr>
         <w:pStyle w:val="1"/>
+        <w:keepNext/>
         <w:jc w:val="center"/>
       </w:pPr>
       <w:r>
@@ -131,6 +134,7 @@
     <w:p>
       <w:pPr>
         <w:pStyle w:val="1"/>
+        <w:keepNext/>
         <w:jc w:val="center"/>
       </w:pPr>
       <w:r>
@@ -145,6 +149,7 @@
     <w:p>
       <w:pPr>
         <w:pStyle w:val="1"/>
+        <w:keepNext/>
         <w:jc w:val="center"/>
       </w:pPr>
       <w:r>
@@ -159,6 +164,7 @@
     <w:p>
       <w:pPr>
         <w:pStyle w:val="1"/>
+        <w:keepNext/>
         <w:jc w:val="center"/>
       </w:pPr>
       <w:r>
@@ -254,6 +260,7 @@
     <w:p>
       <w:pPr>
         <w:pStyle w:val="1"/>
+        <w:keepNext/>
         <w:spacing w:before="360"/>
       </w:pPr>
       <w:r/>
@@ -274,6 +281,7 @@
     <w:p>
       <w:pPr>
         <w:pStyle w:val="2"/>
+        <w:keepNext/>
       </w:pPr>
       <w:r>
         <w:t>1.1 Introduction</w:t>
@@ -309,6 +317,7 @@
     <w:p>
       <w:pPr>
         <w:pStyle w:val="2"/>
+        <w:keepNext/>
       </w:pPr>
       <w:r>
         <w:t>1.2 Statement of the Problem</w:t>
@@ -336,6 +345,7 @@
     <w:p>
       <w:pPr>
         <w:pStyle w:val="2"/>
+        <w:keepNext/>
       </w:pPr>
       <w:r>
         <w:t>1.3 Research Motivation</w:t>
@@ -382,6 +392,7 @@
     <w:p>
       <w:pPr>
         <w:pStyle w:val="2"/>
+        <w:keepNext/>
       </w:pPr>
       <w:r>
         <w:t>1.4 Decentralised Identity Technology</w:t>
@@ -396,6 +407,7 @@
     <w:p>
       <w:pPr>
         <w:pStyle w:val="3"/>
+        <w:keepNext/>
       </w:pPr>
       <w:r>
         <w:t>1.4.1 Decentralised Identifiers (DIDs)</w:t>
@@ -410,6 +422,7 @@
     <w:p>
       <w:pPr>
         <w:pStyle w:val="3"/>
+        <w:keepNext/>
       </w:pPr>
       <w:r>
         <w:t>1.4.2 Verifiable Credentials (VCs)</w:t>
@@ -424,6 +437,7 @@
     <w:p>
       <w:pPr>
         <w:pStyle w:val="3"/>
+        <w:keepNext/>
       </w:pPr>
       <w:r>
         <w:t>1.4.3 Trusted Issuers and Credential Verification</w:t>
@@ -438,6 +452,7 @@
     <w:p>
       <w:pPr>
         <w:pStyle w:val="2"/>
+        <w:keepNext/>
       </w:pPr>
       <w:r>
         <w:t>1.5 Multi-Party Authorisation</w:t>
@@ -458,6 +473,7 @@
     <w:p>
       <w:pPr>
         <w:pStyle w:val="2"/>
+        <w:keepNext/>
       </w:pPr>
       <w:r>
         <w:t>1.6 The Relationship between Multi-Party Authorisation and Patient Consent</w:t>
@@ -472,6 +488,7 @@
     <w:p>
       <w:pPr>
         <w:pStyle w:val="2"/>
+        <w:keepNext/>
       </w:pPr>
       <w:r>
         <w:t>1.7 Purpose of Using Multi-Party Authorisation in Consent Management</w:t>
@@ -486,6 +503,7 @@
     <w:p>
       <w:pPr>
         <w:pStyle w:val="2"/>
+        <w:keepNext/>
       </w:pPr>
       <w:r>
         <w:t>1.8 Authorisation Evidence and Auditability</w:t>
@@ -500,6 +518,7 @@
     <w:p>
       <w:pPr>
         <w:pStyle w:val="3"/>
+        <w:keepNext/>
       </w:pPr>
       <w:r>
         <w:t>1.8.1 The Audit Ledger</w:t>
@@ -514,6 +533,7 @@
     <w:p>
       <w:pPr>
         <w:pStyle w:val="2"/>
+        <w:keepNext/>
       </w:pPr>
       <w:r>
         <w:t>1.9 Consent Management Systems</w:t>
@@ -528,6 +548,7 @@
     <w:p>
       <w:pPr>
         <w:pStyle w:val="2"/>
+        <w:keepNext/>
       </w:pPr>
       <w:r>
         <w:t>1.10 Challenges Faced by Current Consent Management Systems</w:t>
@@ -554,6 +575,7 @@
     <w:p>
       <w:pPr>
         <w:pStyle w:val="2"/>
+        <w:keepNext/>
       </w:pPr>
       <w:r>
         <w:t>1.11 Research Contribution</w:t>
@@ -562,6 +584,7 @@
     <w:p>
       <w:pPr>
         <w:pStyle w:val="3"/>
+        <w:keepNext/>
       </w:pPr>
       <w:r>
         <w:t>1.11.1 Scientific Contribution</w:t>
@@ -579,6 +602,7 @@
     <w:p>
       <w:pPr>
         <w:pStyle w:val="3"/>
+        <w:keepNext/>
       </w:pPr>
       <w:r>
         <w:t>1.11.2 Social Contribution</w:t>
@@ -596,6 +620,7 @@
     <w:p>
       <w:pPr>
         <w:pStyle w:val="2"/>
+        <w:keepNext/>
       </w:pPr>
       <w:r>
         <w:t>1.12 Thesis Plan</w:t>
@@ -676,6 +701,7 @@
     <w:p>
       <w:pPr>
         <w:pStyle w:val="2"/>
+        <w:keepNext/>
       </w:pPr>
       <w:r>
         <w:t>1.13 Conclusion</w:t>
